--- a/Bieu_mau/Boi_thuong_nha_nuoc/Mau_25_BTNN_Template.docx
+++ b/Bieu_mau/Boi_thuong_nha_nuoc/Mau_25_BTNN_Template.docx
@@ -202,7 +202,7 @@
           <w:sz w:val="28"/>
           <w:szCs w:val="28"/>
         </w:rPr>
-        <w:t xml:space="preserve">Căn cứ Điều 51 Luật Trách nhiệm bồi thường của Nhà nước năm 2017 số 10/2017/QH14 (được sửa đổi, bổ sung bởi Luật số 15/2026/QH16);</w:t>
+        <w:t xml:space="preserve">Căn cứ Điều 51 Luật Trách nhiệm bồi thường của Nhà nước năm 2017 số 10/2017/QH14 (được sửa đổi, bổ sung bởi Luật số 15/2026/QH16),</w:t>
       </w:r>
     </w:p>
     <w:p>
@@ -230,7 +230,7 @@
           <w:sz w:val="28"/>
           <w:szCs w:val="28"/>
         </w:rPr>
-        <w:t xml:space="preserve">Điều 1. Đình chỉ giải quyết yêu cầu bồi thường của Ông/Bà ##TenNguoiYeuCauBoiThuong##. Địa chỉ: ##DiaChiNguoiYeuCauBoiThuong## vì lý do: ##LyDoDinhChi##.</w:t>
+        <w:t xml:space="preserve">Điều 1. Đình chỉ giải quyết yêu cầu bồi thường của Ông/Bà ##TenNguoiYeuCauBoiThuong##. Địa chỉ: ##DiaChiNguoiYeuCauBoiThuong## vì ##LyDoDinhChi##.</w:t>
       </w:r>
     </w:p>
     <w:p>
@@ -244,7 +244,7 @@
           <w:sz w:val="28"/>
           <w:szCs w:val="28"/>
         </w:rPr>
-        <w:t xml:space="preserve">Điều 2. Sau khi có quyết định đình chỉ giải quyết yêu cầu bồi thường, người yêu cầu bồi thường không có quyền yêu cầu cơ quan trực tiếp quản lý người thi hành công vụ gây thiệt hại giải quyết bồi thường, trừ trường hợp chứng minh việc rút yêu cầu bồi thường do bị lừa dối, ép buộc.</w:t>
+        <w:t xml:space="preserve">Điều 2. Sau khi có quyết định đình chỉ giải quyết yêu cầu bồi thường người yêu cầu bồi thường không có quyền yêu cầu cơ quan trực tiếp quản lý người thi hành công vụ gây thiệt hại giải quyết bồi thường, trừ trường hợp người yêu cầu bồi thường chứng minh việc rút yêu cầu bồi thường do bị lừa dối, ép buộc.</w:t>
       </w:r>
     </w:p>
     <w:p>
@@ -258,7 +258,7 @@
           <w:sz w:val="28"/>
           <w:szCs w:val="28"/>
         </w:rPr>
-        <w:t xml:space="preserve">Điều 3. Ông/Bà ##TenNguoiYeuCauBoiThuong## có trách nhiệm trả lại tiền đã được tạm ứng kinh phí bồi thường là ##SoTienTamUngPhaiHoanTra## đồng theo Quyết định tạm ứng kinh phí bồi thường số ##SoQDTamUng## ngày ##NgayQDTamUng## (nếu có).</w:t>
+        <w:t xml:space="preserve">Điều 3. Ông/Bà ##TenNguoiYeuCauBoiThuong## có trách nhiệm trả lại tiền đã được tạm ứng kinh phí bồi thường theo Quyết định tạm ứng kinh phí bồi thường số ##SoQDTamUng## ngày ##NgayQDTamUng##.</w:t>
       </w:r>
     </w:p>
     <w:p>
@@ -272,7 +272,21 @@
           <w:sz w:val="28"/>
           <w:szCs w:val="28"/>
         </w:rPr>
-        <w:t xml:space="preserve">Điều 4. Quyết định này có hiệu lực kể từ ngày ký. Ông/Bà ##TenNguoiYeuCauBoiThuong## và cơ quan, tổ chức, cá nhân có liên quan chịu trách nhiệm thi hành Quyết định này./.</w:t>
+        <w:t xml:space="preserve">Điều 4. Quyết định này có hiệu lực kể từ ngày ký.</w:t>
+      </w:r>
+    </w:p>
+    <w:p>
+      <w:pPr>
+        <w:jc w:val="both"/>
+        <w:ind w:firstLine="567"/>
+        <w:spacing w:after="120" w:line="276" w:lineRule="auto"/>
+      </w:pPr>
+      <w:r>
+        <w:rPr>
+          <w:sz w:val="28"/>
+          <w:szCs w:val="28"/>
+        </w:rPr>
+        <w:t xml:space="preserve">Ông/Bà ##TenNguoiYeuCauBoiThuong## và cơ quan, tổ chức, cá nhân có liên quan chịu trách nhiệm thi hành Quyết định này./.</w:t>
       </w:r>
     </w:p>
     <w:tbl>
@@ -318,43 +332,7 @@
                 <w:sz w:val="22"/>
                 <w:szCs w:val="22"/>
               </w:rPr>
-              <w:t xml:space="preserve">- Như Điều 4;</w:t>
-            </w:r>
-          </w:p>
-          <w:p>
-            <w:r>
-              <w:rPr>
-                <w:sz w:val="22"/>
-                <w:szCs w:val="22"/>
-              </w:rPr>
-              <w:t xml:space="preserve">- ##TenCoQuanQuanLyNhaNuocBTNN##;</w:t>
-            </w:r>
-          </w:p>
-          <w:p>
-            <w:r>
-              <w:rPr>
-                <w:sz w:val="22"/>
-                <w:szCs w:val="22"/>
-              </w:rPr>
-              <w:t xml:space="preserve">- ##HoTenNguoiGiaiQuyet##;</w:t>
-            </w:r>
-          </w:p>
-          <w:p>
-            <w:r>
-              <w:rPr>
-                <w:sz w:val="22"/>
-                <w:szCs w:val="22"/>
-              </w:rPr>
-              <w:t xml:space="preserve">- ##TenNguoiThiHanhCongVuGayThietHai##;</w:t>
-            </w:r>
-          </w:p>
-          <w:p>
-            <w:r>
-              <w:rPr>
-                <w:sz w:val="22"/>
-                <w:szCs w:val="22"/>
-              </w:rPr>
-              <w:t xml:space="preserve">- Lưu: VT, HSVV.</w:t>
+              <w:t xml:space="preserve">##NoiNhan##</w:t>
             </w:r>
           </w:p>
         </w:tc>
@@ -374,7 +352,7 @@
                 <w:sz w:val="28"/>
                 <w:szCs w:val="28"/>
               </w:rPr>
-              <w:t>##ChucVuNguoiDungDau##</w:t>
+              <w:t>##ChucVuNguoiKy##</w:t>
             </w:r>
           </w:p>
           <w:p>
@@ -387,7 +365,7 @@
                 <w:sz w:val="26"/>
                 <w:szCs w:val="26"/>
               </w:rPr>
-              <w:t>(Ký, ghi rõ họ tên, đóng dấu)</w:t>
+              <w:t>(Ký, ghi rõ họ tên và đóng dấu)</w:t>
             </w:r>
           </w:p>
           <w:p>

--- a/Bieu_mau/Boi_thuong_nha_nuoc/Mau_25_BTNN_Template.docx
+++ b/Bieu_mau/Boi_thuong_nha_nuoc/Mau_25_BTNN_Template.docx
@@ -227,10 +227,19 @@
       </w:pPr>
       <w:r>
         <w:rPr>
-          <w:sz w:val="28"/>
-          <w:szCs w:val="28"/>
-        </w:rPr>
-        <w:t xml:space="preserve">Điều 1. Đình chỉ giải quyết yêu cầu bồi thường của Ông/Bà ##TenNguoiYeuCauBoiThuong##. Địa chỉ: ##DiaChiNguoiYeuCauBoiThuong## vì ##LyDoDinhChi##.</w:t>
+          <w:b/>
+          <w:bCs/>
+          <w:sz w:val="28"/>
+          <w:szCs w:val="28"/>
+        </w:rPr>
+        <w:t>Điều 1.</w:t>
+      </w:r>
+      <w:r>
+        <w:rPr>
+          <w:sz w:val="28"/>
+          <w:szCs w:val="28"/>
+        </w:rPr>
+        <w:t xml:space="preserve"> Đình chỉ giải quyết yêu cầu bồi thường của Ông/Bà ##TenNguoiYeuCauBoiThuong##. Địa chỉ: ##DiaChiNguoiYeuCauBoiThuong## vì ##LyDoDinhChi##.</w:t>
       </w:r>
     </w:p>
     <w:p>
@@ -241,10 +250,19 @@
       </w:pPr>
       <w:r>
         <w:rPr>
-          <w:sz w:val="28"/>
-          <w:szCs w:val="28"/>
-        </w:rPr>
-        <w:t xml:space="preserve">Điều 2. Sau khi có quyết định đình chỉ giải quyết yêu cầu bồi thường người yêu cầu bồi thường không có quyền yêu cầu cơ quan trực tiếp quản lý người thi hành công vụ gây thiệt hại giải quyết bồi thường, trừ trường hợp người yêu cầu bồi thường chứng minh việc rút yêu cầu bồi thường do bị lừa dối, ép buộc.</w:t>
+          <w:b/>
+          <w:bCs/>
+          <w:sz w:val="28"/>
+          <w:szCs w:val="28"/>
+        </w:rPr>
+        <w:t>Điều 2.</w:t>
+      </w:r>
+      <w:r>
+        <w:rPr>
+          <w:sz w:val="28"/>
+          <w:szCs w:val="28"/>
+        </w:rPr>
+        <w:t xml:space="preserve"> Sau khi có quyết định đình chỉ giải quyết yêu cầu bồi thường người yêu cầu bồi thường không có quyền yêu cầu cơ quan trực tiếp quản lý người thi hành công vụ gây thiệt hại giải quyết bồi thường, trừ trường hợp người yêu cầu bồi thường chứng minh việc rút yêu cầu bồi thường do bị lừa dối, ép buộc.</w:t>
       </w:r>
     </w:p>
     <w:p>
@@ -255,10 +273,19 @@
       </w:pPr>
       <w:r>
         <w:rPr>
-          <w:sz w:val="28"/>
-          <w:szCs w:val="28"/>
-        </w:rPr>
-        <w:t xml:space="preserve">Điều 3. Ông/Bà ##TenNguoiYeuCauBoiThuong## có trách nhiệm trả lại tiền đã được tạm ứng kinh phí bồi thường theo Quyết định tạm ứng kinh phí bồi thường số ##SoQDTamUng## ngày ##NgayQDTamUng##.</w:t>
+          <w:b/>
+          <w:bCs/>
+          <w:sz w:val="28"/>
+          <w:szCs w:val="28"/>
+        </w:rPr>
+        <w:t>Điều 3.</w:t>
+      </w:r>
+      <w:r>
+        <w:rPr>
+          <w:sz w:val="28"/>
+          <w:szCs w:val="28"/>
+        </w:rPr>
+        <w:t xml:space="preserve"> Ông/Bà ##TenNguoiYeuCauBoiThuong## có trách nhiệm trả lại tiền đã được tạm ứng kinh phí bồi thường theo Quyết định tạm ứng kinh phí bồi thường số ##SoQDTamUng## ngày ##NgayQDTamUng##.</w:t>
       </w:r>
     </w:p>
     <w:p>
@@ -269,10 +296,19 @@
       </w:pPr>
       <w:r>
         <w:rPr>
-          <w:sz w:val="28"/>
-          <w:szCs w:val="28"/>
-        </w:rPr>
-        <w:t xml:space="preserve">Điều 4. Quyết định này có hiệu lực kể từ ngày ký.</w:t>
+          <w:b/>
+          <w:bCs/>
+          <w:sz w:val="28"/>
+          <w:szCs w:val="28"/>
+        </w:rPr>
+        <w:t>Điều 4.</w:t>
+      </w:r>
+      <w:r>
+        <w:rPr>
+          <w:sz w:val="28"/>
+          <w:szCs w:val="28"/>
+        </w:rPr>
+        <w:t xml:space="preserve"> Quyết định này có hiệu lực kể từ ngày ký.</w:t>
       </w:r>
     </w:p>
     <w:p>
